--- a/tillsyn/A 26727-2025 tillsynsbegäran.docx
+++ b/tillsyn/A 26727-2025 tillsynsbegäran.docx
@@ -229,7 +229,7 @@
     <w:r>
       <w:tab/>
       <w:tab/>
-      <w:t>2025-12-19</w:t>
+      <w:t>2025-12-20</w:t>
       <w:br/>
       <w:br/>
     </w:r>

--- a/tillsyn/A 26727-2025 tillsynsbegäran.docx
+++ b/tillsyn/A 26727-2025 tillsynsbegäran.docx
@@ -229,7 +229,7 @@
     <w:r>
       <w:tab/>
       <w:tab/>
-      <w:t>2025-12-20</w:t>
+      <w:t>2025-12-21</w:t>
       <w:br/>
       <w:br/>
     </w:r>

--- a/tillsyn/A 26727-2025 tillsynsbegäran.docx
+++ b/tillsyn/A 26727-2025 tillsynsbegäran.docx
@@ -229,7 +229,7 @@
     <w:r>
       <w:tab/>
       <w:tab/>
-      <w:t>2025-12-21</w:t>
+      <w:t>2025-12-22</w:t>
       <w:br/>
       <w:br/>
     </w:r>

--- a/tillsyn/A 26727-2025 tillsynsbegäran.docx
+++ b/tillsyn/A 26727-2025 tillsynsbegäran.docx
@@ -229,7 +229,7 @@
     <w:r>
       <w:tab/>
       <w:tab/>
-      <w:t>2025-12-22</w:t>
+      <w:t>2025-12-26</w:t>
       <w:br/>
       <w:br/>
     </w:r>

--- a/tillsyn/A 26727-2025 tillsynsbegäran.docx
+++ b/tillsyn/A 26727-2025 tillsynsbegäran.docx
@@ -229,7 +229,7 @@
     <w:r>
       <w:tab/>
       <w:tab/>
-      <w:t>2026-01-03</w:t>
+      <w:t>2026-01-04</w:t>
       <w:br/>
       <w:br/>
     </w:r>

--- a/tillsyn/A 26727-2025 tillsynsbegäran.docx
+++ b/tillsyn/A 26727-2025 tillsynsbegäran.docx
@@ -229,7 +229,7 @@
     <w:r>
       <w:tab/>
       <w:tab/>
-      <w:t>2026-01-07</w:t>
+      <w:t>2026-01-08</w:t>
       <w:br/>
       <w:br/>
     </w:r>

--- a/tillsyn/A 26727-2025 tillsynsbegäran.docx
+++ b/tillsyn/A 26727-2025 tillsynsbegäran.docx
@@ -229,7 +229,7 @@
     <w:r>
       <w:tab/>
       <w:tab/>
-      <w:t>2026-01-08</w:t>
+      <w:t>2026-01-09</w:t>
       <w:br/>
       <w:br/>
     </w:r>

--- a/tillsyn/A 26727-2025 tillsynsbegäran.docx
+++ b/tillsyn/A 26727-2025 tillsynsbegäran.docx
@@ -229,7 +229,7 @@
     <w:r>
       <w:tab/>
       <w:tab/>
-      <w:t>2026-01-09</w:t>
+      <w:t>2026-01-10</w:t>
       <w:br/>
       <w:br/>
     </w:r>

--- a/tillsyn/A 26727-2025 tillsynsbegäran.docx
+++ b/tillsyn/A 26727-2025 tillsynsbegäran.docx
@@ -229,7 +229,7 @@
     <w:r>
       <w:tab/>
       <w:tab/>
-      <w:t>2026-01-10</w:t>
+      <w:t>2026-01-11</w:t>
       <w:br/>
       <w:br/>
     </w:r>

--- a/tillsyn/A 26727-2025 tillsynsbegäran.docx
+++ b/tillsyn/A 26727-2025 tillsynsbegäran.docx
@@ -229,7 +229,7 @@
     <w:r>
       <w:tab/>
       <w:tab/>
-      <w:t>2026-01-11</w:t>
+      <w:t>2026-01-12</w:t>
       <w:br/>
       <w:br/>
     </w:r>

--- a/tillsyn/A 26727-2025 tillsynsbegäran.docx
+++ b/tillsyn/A 26727-2025 tillsynsbegäran.docx
@@ -229,7 +229,7 @@
     <w:r>
       <w:tab/>
       <w:tab/>
-      <w:t>2026-01-12</w:t>
+      <w:t>2026-01-13</w:t>
       <w:br/>
       <w:br/>
     </w:r>

--- a/tillsyn/A 26727-2025 tillsynsbegäran.docx
+++ b/tillsyn/A 26727-2025 tillsynsbegäran.docx
@@ -229,7 +229,7 @@
     <w:r>
       <w:tab/>
       <w:tab/>
-      <w:t>2026-01-13</w:t>
+      <w:t>2026-01-14</w:t>
       <w:br/>
       <w:br/>
     </w:r>

--- a/tillsyn/A 26727-2025 tillsynsbegäran.docx
+++ b/tillsyn/A 26727-2025 tillsynsbegäran.docx
@@ -229,7 +229,7 @@
     <w:r>
       <w:tab/>
       <w:tab/>
-      <w:t>2026-01-14</w:t>
+      <w:t>2026-01-15</w:t>
       <w:br/>
       <w:br/>
     </w:r>

--- a/tillsyn/A 26727-2025 tillsynsbegäran.docx
+++ b/tillsyn/A 26727-2025 tillsynsbegäran.docx
@@ -229,7 +229,7 @@
     <w:r>
       <w:tab/>
       <w:tab/>
-      <w:t>2026-01-15</w:t>
+      <w:t>2026-01-16</w:t>
       <w:br/>
       <w:br/>
     </w:r>

--- a/tillsyn/A 26727-2025 tillsynsbegäran.docx
+++ b/tillsyn/A 26727-2025 tillsynsbegäran.docx
@@ -229,7 +229,7 @@
     <w:r>
       <w:tab/>
       <w:tab/>
-      <w:t>2026-01-16</w:t>
+      <w:t>2026-01-17</w:t>
       <w:br/>
       <w:br/>
     </w:r>

--- a/tillsyn/A 26727-2025 tillsynsbegäran.docx
+++ b/tillsyn/A 26727-2025 tillsynsbegäran.docx
@@ -229,7 +229,7 @@
     <w:r>
       <w:tab/>
       <w:tab/>
-      <w:t>2026-01-17</w:t>
+      <w:t>2026-01-18</w:t>
       <w:br/>
       <w:br/>
     </w:r>

--- a/tillsyn/A 26727-2025 tillsynsbegäran.docx
+++ b/tillsyn/A 26727-2025 tillsynsbegäran.docx
@@ -229,7 +229,7 @@
     <w:r>
       <w:tab/>
       <w:tab/>
-      <w:t>2026-01-18</w:t>
+      <w:t>2026-01-19</w:t>
       <w:br/>
       <w:br/>
     </w:r>

--- a/tillsyn/A 26727-2025 tillsynsbegäran.docx
+++ b/tillsyn/A 26727-2025 tillsynsbegäran.docx
@@ -229,7 +229,7 @@
     <w:r>
       <w:tab/>
       <w:tab/>
-      <w:t>2026-01-19</w:t>
+      <w:t>2026-01-20</w:t>
       <w:br/>
       <w:br/>
     </w:r>

--- a/tillsyn/A 26727-2025 tillsynsbegäran.docx
+++ b/tillsyn/A 26727-2025 tillsynsbegäran.docx
@@ -229,7 +229,7 @@
     <w:r>
       <w:tab/>
       <w:tab/>
-      <w:t>2026-01-20</w:t>
+      <w:t>2026-01-21</w:t>
       <w:br/>
       <w:br/>
     </w:r>

--- a/tillsyn/A 26727-2025 tillsynsbegäran.docx
+++ b/tillsyn/A 26727-2025 tillsynsbegäran.docx
@@ -229,7 +229,7 @@
     <w:r>
       <w:tab/>
       <w:tab/>
-      <w:t>2026-01-21</w:t>
+      <w:t>2026-01-23</w:t>
       <w:br/>
       <w:br/>
     </w:r>

--- a/tillsyn/A 26727-2025 tillsynsbegäran.docx
+++ b/tillsyn/A 26727-2025 tillsynsbegäran.docx
@@ -229,7 +229,7 @@
     <w:r>
       <w:tab/>
       <w:tab/>
-      <w:t>2026-01-23</w:t>
+      <w:t>2026-01-24</w:t>
       <w:br/>
       <w:br/>
     </w:r>

--- a/tillsyn/A 26727-2025 tillsynsbegäran.docx
+++ b/tillsyn/A 26727-2025 tillsynsbegäran.docx
@@ -229,7 +229,7 @@
     <w:r>
       <w:tab/>
       <w:tab/>
-      <w:t>2026-01-24</w:t>
+      <w:t>2026-01-25</w:t>
       <w:br/>
       <w:br/>
     </w:r>

--- a/tillsyn/A 26727-2025 tillsynsbegäran.docx
+++ b/tillsyn/A 26727-2025 tillsynsbegäran.docx
@@ -229,7 +229,7 @@
     <w:r>
       <w:tab/>
       <w:tab/>
-      <w:t>2026-01-25</w:t>
+      <w:t>2026-01-26</w:t>
       <w:br/>
       <w:br/>
     </w:r>

--- a/tillsyn/A 26727-2025 tillsynsbegäran.docx
+++ b/tillsyn/A 26727-2025 tillsynsbegäran.docx
@@ -229,7 +229,7 @@
     <w:r>
       <w:tab/>
       <w:tab/>
-      <w:t>2026-01-26</w:t>
+      <w:t>2026-01-27</w:t>
       <w:br/>
       <w:br/>
     </w:r>

--- a/tillsyn/A 26727-2025 tillsynsbegäran.docx
+++ b/tillsyn/A 26727-2025 tillsynsbegäran.docx
@@ -229,7 +229,7 @@
     <w:r>
       <w:tab/>
       <w:tab/>
-      <w:t>2026-01-27</w:t>
+      <w:t>2026-01-28</w:t>
       <w:br/>
       <w:br/>
     </w:r>

--- a/tillsyn/A 26727-2025 tillsynsbegäran.docx
+++ b/tillsyn/A 26727-2025 tillsynsbegäran.docx
@@ -98,7 +98,25 @@
         <w:t xml:space="preserve">Grönpyrola </w:t>
       </w:r>
       <w:r>
-        <w:t>växer främst på sandig, torr eller frisk mark i äldre barrskog, ofta på isälvsmaterial såsom sand och grus. Den påträffas främst i äldre naturligt uppkomna barrskogar, exempelvis på tallmoar, i åssluttningar, dyner och rasbranter. Arten är känslig för skogsbruksmetoder såsom slutavverkning och markberedning (Nitare &amp; Skogsstyrelsen, 2019).</w:t>
+        <w:t xml:space="preserve">växer främst på sandig, torr eller frisk mark i äldre barrskog, ofta på isälvsmaterial såsom sand och grus. Den påträffas främst i äldre naturligt uppkomna barrskogar, exempelvis på tallmoar, i åssluttningar, dyner och rasbranter. Arten är känslig för skogsbruksmetoder såsom slutavverkning och markberedning. Grönpyrola är typisk art för </w:t>
+      </w:r>
+      <w:r>
+        <w:rPr>
+          <w:i/>
+        </w:rPr>
+        <w:t>9010 Taiga, 9060 Åsbarrskog</w:t>
+      </w:r>
+      <w:r>
+        <w:t xml:space="preserve"> och</w:t>
+      </w:r>
+      <w:r>
+        <w:rPr>
+          <w:i/>
+        </w:rPr>
+        <w:t xml:space="preserve"> 1610 Åsöar i Östersjön </w:t>
+      </w:r>
+      <w:r>
+        <w:t>(Nitare &amp; Skogsstyrelsen, 2019; SLU Artdatabanken, 2025).</w:t>
       </w:r>
     </w:p>
     <w:sectPr>
@@ -229,7 +247,7 @@
     <w:r>
       <w:tab/>
       <w:tab/>
-      <w:t>2026-01-28</w:t>
+      <w:t>2026-01-29</w:t>
       <w:br/>
       <w:br/>
     </w:r>

--- a/tillsyn/A 26727-2025 tillsynsbegäran.docx
+++ b/tillsyn/A 26727-2025 tillsynsbegäran.docx
@@ -247,7 +247,7 @@
     <w:r>
       <w:tab/>
       <w:tab/>
-      <w:t>2026-01-29</w:t>
+      <w:t>2026-01-30</w:t>
       <w:br/>
       <w:br/>
     </w:r>

--- a/tillsyn/A 26727-2025 tillsynsbegäran.docx
+++ b/tillsyn/A 26727-2025 tillsynsbegäran.docx
@@ -247,7 +247,7 @@
     <w:r>
       <w:tab/>
       <w:tab/>
-      <w:t>2026-01-30</w:t>
+      <w:t>2026-01-31</w:t>
       <w:br/>
       <w:br/>
     </w:r>

--- a/tillsyn/A 26727-2025 tillsynsbegäran.docx
+++ b/tillsyn/A 26727-2025 tillsynsbegäran.docx
@@ -247,7 +247,7 @@
     <w:r>
       <w:tab/>
       <w:tab/>
-      <w:t>2026-03-02</w:t>
+      <w:t>2026-03-03</w:t>
       <w:br/>
       <w:br/>
     </w:r>

--- a/tillsyn/A 26727-2025 tillsynsbegäran.docx
+++ b/tillsyn/A 26727-2025 tillsynsbegäran.docx
@@ -247,7 +247,7 @@
     <w:r>
       <w:tab/>
       <w:tab/>
-      <w:t>2026-03-03</w:t>
+      <w:t>2026-03-04</w:t>
       <w:br/>
       <w:br/>
     </w:r>

--- a/tillsyn/A 26727-2025 tillsynsbegäran.docx
+++ b/tillsyn/A 26727-2025 tillsynsbegäran.docx
@@ -247,7 +247,7 @@
     <w:r>
       <w:tab/>
       <w:tab/>
-      <w:t>2026-03-04</w:t>
+      <w:t>2026-03-05</w:t>
       <w:br/>
       <w:br/>
     </w:r>

--- a/tillsyn/A 26727-2025 tillsynsbegäran.docx
+++ b/tillsyn/A 26727-2025 tillsynsbegäran.docx
@@ -247,7 +247,7 @@
     <w:r>
       <w:tab/>
       <w:tab/>
-      <w:t>2026-03-05</w:t>
+      <w:t>2026-03-06</w:t>
       <w:br/>
       <w:br/>
     </w:r>

--- a/tillsyn/A 26727-2025 tillsynsbegäran.docx
+++ b/tillsyn/A 26727-2025 tillsynsbegäran.docx
@@ -247,7 +247,7 @@
     <w:r>
       <w:tab/>
       <w:tab/>
-      <w:t>2026-03-06</w:t>
+      <w:t>2026-03-07</w:t>
       <w:br/>
       <w:br/>
     </w:r>

--- a/tillsyn/A 26727-2025 tillsynsbegäran.docx
+++ b/tillsyn/A 26727-2025 tillsynsbegäran.docx
@@ -247,7 +247,7 @@
     <w:r>
       <w:tab/>
       <w:tab/>
-      <w:t>2026-03-07</w:t>
+      <w:t>2026-03-08</w:t>
       <w:br/>
       <w:br/>
     </w:r>

--- a/tillsyn/A 26727-2025 tillsynsbegäran.docx
+++ b/tillsyn/A 26727-2025 tillsynsbegäran.docx
@@ -247,7 +247,7 @@
     <w:r>
       <w:tab/>
       <w:tab/>
-      <w:t>2026-03-08</w:t>
+      <w:t>2026-03-09</w:t>
       <w:br/>
       <w:br/>
     </w:r>

--- a/tillsyn/A 26727-2025 tillsynsbegäran.docx
+++ b/tillsyn/A 26727-2025 tillsynsbegäran.docx
@@ -247,7 +247,7 @@
     <w:r>
       <w:tab/>
       <w:tab/>
-      <w:t>2026-03-09</w:t>
+      <w:t>2026-03-10</w:t>
       <w:br/>
       <w:br/>
     </w:r>

--- a/tillsyn/A 26727-2025 tillsynsbegäran.docx
+++ b/tillsyn/A 26727-2025 tillsynsbegäran.docx
@@ -247,7 +247,7 @@
     <w:r>
       <w:tab/>
       <w:tab/>
-      <w:t>2026-03-10</w:t>
+      <w:t>2026-03-11</w:t>
       <w:br/>
       <w:br/>
     </w:r>

--- a/tillsyn/A 26727-2025 tillsynsbegäran.docx
+++ b/tillsyn/A 26727-2025 tillsynsbegäran.docx
@@ -247,7 +247,7 @@
     <w:r>
       <w:tab/>
       <w:tab/>
-      <w:t>2026-03-11</w:t>
+      <w:t>2026-03-12</w:t>
       <w:br/>
       <w:br/>
     </w:r>

--- a/tillsyn/A 26727-2025 tillsynsbegäran.docx
+++ b/tillsyn/A 26727-2025 tillsynsbegäran.docx
@@ -247,7 +247,7 @@
     <w:r>
       <w:tab/>
       <w:tab/>
-      <w:t>2026-03-12</w:t>
+      <w:t>2026-03-13</w:t>
       <w:br/>
       <w:br/>
     </w:r>

--- a/tillsyn/A 26727-2025 tillsynsbegäran.docx
+++ b/tillsyn/A 26727-2025 tillsynsbegäran.docx
@@ -247,7 +247,7 @@
     <w:r>
       <w:tab/>
       <w:tab/>
-      <w:t>2026-04-14</w:t>
+      <w:t>2026-04-15</w:t>
       <w:br/>
       <w:br/>
     </w:r>

--- a/tillsyn/A 26727-2025 tillsynsbegäran.docx
+++ b/tillsyn/A 26727-2025 tillsynsbegäran.docx
@@ -247,7 +247,7 @@
     <w:r>
       <w:tab/>
       <w:tab/>
-      <w:t>2026-04-15</w:t>
+      <w:t>2026-04-16</w:t>
       <w:br/>
       <w:br/>
     </w:r>

--- a/tillsyn/A 26727-2025 tillsynsbegäran.docx
+++ b/tillsyn/A 26727-2025 tillsynsbegäran.docx
@@ -247,7 +247,7 @@
     <w:r>
       <w:tab/>
       <w:tab/>
-      <w:t>2026-04-16</w:t>
+      <w:t>2026-04-17</w:t>
       <w:br/>
       <w:br/>
     </w:r>

--- a/tillsyn/A 26727-2025 tillsynsbegäran.docx
+++ b/tillsyn/A 26727-2025 tillsynsbegäran.docx
@@ -247,7 +247,7 @@
     <w:r>
       <w:tab/>
       <w:tab/>
-      <w:t>2026-04-17</w:t>
+      <w:t>2026-04-18</w:t>
       <w:br/>
       <w:br/>
     </w:r>

--- a/tillsyn/A 26727-2025 tillsynsbegäran.docx
+++ b/tillsyn/A 26727-2025 tillsynsbegäran.docx
@@ -247,7 +247,7 @@
     <w:r>
       <w:tab/>
       <w:tab/>
-      <w:t>2026-04-18</w:t>
+      <w:t>2026-04-19</w:t>
       <w:br/>
       <w:br/>
     </w:r>

--- a/tillsyn/A 26727-2025 tillsynsbegäran.docx
+++ b/tillsyn/A 26727-2025 tillsynsbegäran.docx
@@ -247,7 +247,7 @@
     <w:r>
       <w:tab/>
       <w:tab/>
-      <w:t>2026-04-19</w:t>
+      <w:t>2026-04-20</w:t>
       <w:br/>
       <w:br/>
     </w:r>

--- a/tillsyn/A 26727-2025 tillsynsbegäran.docx
+++ b/tillsyn/A 26727-2025 tillsynsbegäran.docx
@@ -247,7 +247,7 @@
     <w:r>
       <w:tab/>
       <w:tab/>
-      <w:t>2026-04-20</w:t>
+      <w:t>2026-04-21</w:t>
       <w:br/>
       <w:br/>
     </w:r>

--- a/tillsyn/A 26727-2025 tillsynsbegäran.docx
+++ b/tillsyn/A 26727-2025 tillsynsbegäran.docx
@@ -247,7 +247,7 @@
     <w:r>
       <w:tab/>
       <w:tab/>
-      <w:t>2026-04-21</w:t>
+      <w:t>2026-04-22</w:t>
       <w:br/>
       <w:br/>
     </w:r>

--- a/tillsyn/A 26727-2025 tillsynsbegäran.docx
+++ b/tillsyn/A 26727-2025 tillsynsbegäran.docx
@@ -247,7 +247,7 @@
     <w:r>
       <w:tab/>
       <w:tab/>
-      <w:t>2026-04-22</w:t>
+      <w:t>2026-04-23</w:t>
       <w:br/>
       <w:br/>
     </w:r>

--- a/tillsyn/A 26727-2025 tillsynsbegäran.docx
+++ b/tillsyn/A 26727-2025 tillsynsbegäran.docx
@@ -247,7 +247,7 @@
     <w:r>
       <w:tab/>
       <w:tab/>
-      <w:t>2026-04-23</w:t>
+      <w:t>2026-04-24</w:t>
       <w:br/>
       <w:br/>
     </w:r>

--- a/tillsyn/A 26727-2025 tillsynsbegäran.docx
+++ b/tillsyn/A 26727-2025 tillsynsbegäran.docx
@@ -247,7 +247,7 @@
     <w:r>
       <w:tab/>
       <w:tab/>
-      <w:t>2026-04-24</w:t>
+      <w:t>2026-04-25</w:t>
       <w:br/>
       <w:br/>
     </w:r>

--- a/tillsyn/A 26727-2025 tillsynsbegäran.docx
+++ b/tillsyn/A 26727-2025 tillsynsbegäran.docx
@@ -247,7 +247,7 @@
     <w:r>
       <w:tab/>
       <w:tab/>
-      <w:t>2026-04-25</w:t>
+      <w:t>2026-04-26</w:t>
       <w:br/>
       <w:br/>
     </w:r>

--- a/tillsyn/A 26727-2025 tillsynsbegäran.docx
+++ b/tillsyn/A 26727-2025 tillsynsbegäran.docx
@@ -247,7 +247,7 @@
     <w:r>
       <w:tab/>
       <w:tab/>
-      <w:t>2026-04-26</w:t>
+      <w:t>2026-04-27</w:t>
       <w:br/>
       <w:br/>
     </w:r>

--- a/tillsyn/A 26727-2025 tillsynsbegäran.docx
+++ b/tillsyn/A 26727-2025 tillsynsbegäran.docx
@@ -247,7 +247,7 @@
     <w:r>
       <w:tab/>
       <w:tab/>
-      <w:t>2026-04-27</w:t>
+      <w:t>2026-04-28</w:t>
       <w:br/>
       <w:br/>
     </w:r>

--- a/tillsyn/A 26727-2025 tillsynsbegäran.docx
+++ b/tillsyn/A 26727-2025 tillsynsbegäran.docx
@@ -247,7 +247,7 @@
     <w:r>
       <w:tab/>
       <w:tab/>
-      <w:t>2026-04-28</w:t>
+      <w:t>2026-04-29</w:t>
       <w:br/>
       <w:br/>
     </w:r>

--- a/tillsyn/A 26727-2025 tillsynsbegäran.docx
+++ b/tillsyn/A 26727-2025 tillsynsbegäran.docx
@@ -247,7 +247,7 @@
     <w:r>
       <w:tab/>
       <w:tab/>
-      <w:t>2026-04-29</w:t>
+      <w:t>2026-04-30</w:t>
       <w:br/>
       <w:br/>
     </w:r>

--- a/tillsyn/A 26727-2025 tillsynsbegäran.docx
+++ b/tillsyn/A 26727-2025 tillsynsbegäran.docx
@@ -247,7 +247,7 @@
     <w:r>
       <w:tab/>
       <w:tab/>
-      <w:t>2026-04-30</w:t>
+      <w:t>2026-05-01</w:t>
       <w:br/>
       <w:br/>
     </w:r>

--- a/tillsyn/A 26727-2025 tillsynsbegäran.docx
+++ b/tillsyn/A 26727-2025 tillsynsbegäran.docx
@@ -247,7 +247,7 @@
     <w:r>
       <w:tab/>
       <w:tab/>
-      <w:t>2026-05-01</w:t>
+      <w:t>2026-05-02</w:t>
       <w:br/>
       <w:br/>
     </w:r>

--- a/tillsyn/A 26727-2025 tillsynsbegäran.docx
+++ b/tillsyn/A 26727-2025 tillsynsbegäran.docx
@@ -247,7 +247,7 @@
     <w:r>
       <w:tab/>
       <w:tab/>
-      <w:t>2026-05-02</w:t>
+      <w:t>2026-05-03</w:t>
       <w:br/>
       <w:br/>
     </w:r>

--- a/tillsyn/A 26727-2025 tillsynsbegäran.docx
+++ b/tillsyn/A 26727-2025 tillsynsbegäran.docx
@@ -247,7 +247,7 @@
     <w:r>
       <w:tab/>
       <w:tab/>
-      <w:t>2026-05-03</w:t>
+      <w:t>2026-05-04</w:t>
       <w:br/>
       <w:br/>
     </w:r>

--- a/tillsyn/A 26727-2025 tillsynsbegäran.docx
+++ b/tillsyn/A 26727-2025 tillsynsbegäran.docx
@@ -247,7 +247,7 @@
     <w:r>
       <w:tab/>
       <w:tab/>
-      <w:t>2026-05-04</w:t>
+      <w:t>2026-05-05</w:t>
       <w:br/>
       <w:br/>
     </w:r>

--- a/tillsyn/A 26727-2025 tillsynsbegäran.docx
+++ b/tillsyn/A 26727-2025 tillsynsbegäran.docx
@@ -247,7 +247,7 @@
     <w:r>
       <w:tab/>
       <w:tab/>
-      <w:t>2026-05-05</w:t>
+      <w:t>2026-05-06</w:t>
       <w:br/>
       <w:br/>
     </w:r>
